--- a/docs/CrossCompiler_Build_Procedure_v2.1.docx
+++ b/docs/CrossCompiler_Build_Procedure_v2.1.docx
@@ -17004,7 +17004,7 @@
           <w:sz w:val="21"/>
           <w:szCs w:val="21"/>
         </w:rPr>
-        <w:t xml:space="preserve">Fixed in revision 2.1. long, float, double and long long all work: the helpers are in ug24_builtins.c, ug24_int64.c and ug24_float.c. If %f prints &lt;fp?&gt;, the program folded its floats away at compile time and never pulled the float runtime in — link with -Wl,-u,__ug24_format_float.</w:t>
+        <w:t xml:space="preserve">Fixed in revision 2.1. long, float, double and long long all work: the helpers are in ug24_builtins.c, ug24_int64.c and ug24_float.c, and %f agrees with a hosted printf digit for digit. A program that prints a float is about 24 KB, because the float runtime is linked on demand and such a program needs it.</w:t>
       </w:r>
     </w:p>
     <w:p>
